--- a/DATABASE.docx
+++ b/DATABASE.docx
@@ -4,6 +4,9 @@
   <w:body>
     <w:p>
       <w:r>
+        <w:t xml:space="preserve"> </w:t>
+      </w:r>
+      <w:r>
         <w:t xml:space="preserve">select </w:t>
       </w:r>
       <w:proofErr w:type="spellStart"/>
@@ -49,12 +52,17 @@
       </w:r>
       <w:proofErr w:type="spellStart"/>
       <w:r>
-        <w:t>Customers.customer_id</w:t>
+        <w:t>Customers.customer_</w:t>
+      </w:r>
+      <w:proofErr w:type="gramStart"/>
+      <w:r>
+        <w:t>id</w:t>
       </w:r>
       <w:proofErr w:type="spellEnd"/>
       <w:r>
         <w:t>;</w:t>
       </w:r>
+      <w:proofErr w:type="gramEnd"/>
     </w:p>
     <w:p/>
     <w:p>
@@ -94,12 +102,17 @@
       </w:r>
       <w:proofErr w:type="spellStart"/>
       <w:r>
-        <w:t>Orders.customer_id</w:t>
+        <w:t>Orders.customer_</w:t>
+      </w:r>
+      <w:proofErr w:type="gramStart"/>
+      <w:r>
+        <w:t>id</w:t>
       </w:r>
       <w:proofErr w:type="spellEnd"/>
       <w:r>
         <w:t>;</w:t>
       </w:r>
+      <w:proofErr w:type="gramEnd"/>
     </w:p>
     <w:p/>
     <w:p>
@@ -139,12 +152,17 @@
       </w:r>
       <w:proofErr w:type="spellStart"/>
       <w:r>
-        <w:t>Orders.customer_id</w:t>
+        <w:t>Orders.customer_</w:t>
+      </w:r>
+      <w:proofErr w:type="gramStart"/>
+      <w:r>
+        <w:t>id</w:t>
       </w:r>
       <w:proofErr w:type="spellEnd"/>
       <w:r>
         <w:t>;</w:t>
       </w:r>
+      <w:proofErr w:type="gramEnd"/>
     </w:p>
     <w:p/>
     <w:p>
@@ -184,12 +202,17 @@
       </w:r>
       <w:proofErr w:type="spellStart"/>
       <w:r>
-        <w:t>Orders.customer_id</w:t>
+        <w:t>Orders.customer_</w:t>
+      </w:r>
+      <w:proofErr w:type="gramStart"/>
+      <w:r>
+        <w:t>id</w:t>
       </w:r>
       <w:proofErr w:type="spellEnd"/>
       <w:r>
         <w:t>;</w:t>
       </w:r>
+      <w:proofErr w:type="gramEnd"/>
     </w:p>
     <w:p/>
     <w:p>
@@ -198,17 +221,35 @@
       </w:r>
       <w:proofErr w:type="spellStart"/>
       <w:r>
-        <w:t>Customers.customer_id,Customers.first_name,Orders.amount</w:t>
-      </w:r>
-      <w:proofErr w:type="spellEnd"/>
+        <w:t>Customers.customer_</w:t>
+      </w:r>
+      <w:proofErr w:type="gramStart"/>
+      <w:r>
+        <w:t>id,Customers.first</w:t>
+      </w:r>
+      <w:proofErr w:type="gramEnd"/>
+      <w:r>
+        <w:t>_</w:t>
+      </w:r>
+      <w:proofErr w:type="gramStart"/>
+      <w:r>
+        <w:t>name,Orders.amount</w:t>
+      </w:r>
+      <w:proofErr w:type="spellEnd"/>
+      <w:proofErr w:type="gramEnd"/>
     </w:p>
     <w:p>
       <w:r>
-        <w:t>FROM Customers, Orders;</w:t>
+        <w:t xml:space="preserve">FROM Customers, </w:t>
+      </w:r>
+      <w:proofErr w:type="gramStart"/>
+      <w:r>
+        <w:t>Orders;</w:t>
       </w:r>
       <w:r>
         <w:t>SS</w:t>
       </w:r>
+      <w:proofErr w:type="gramEnd"/>
     </w:p>
     <w:sectPr>
       <w:pgSz w:w="12240" w:h="15840"/>
